--- a/documentation/ADP_HDS_Template.docx
+++ b/documentation/ADP_HDS_Template.docx
@@ -1,6 +1,6 @@
 
 <file path=word/document.xml><?xml version="1.0" encoding="utf-8"?>
-<w:document xmlns:wpc="http://schemas.microsoft.com/office/word/2010/wordprocessingCanvas" xmlns:cx="http://schemas.microsoft.com/office/drawing/2014/chartex" xmlns:cx1="http://schemas.microsoft.com/office/drawing/2015/9/8/chartex" xmlns:cx2="http://schemas.microsoft.com/office/drawing/2015/10/21/chartex" xmlns:cx3="http://schemas.microsoft.com/office/drawing/2016/5/9/chartex" xmlns:cx4="http://schemas.microsoft.com/office/drawing/2016/5/10/chartex" xmlns:cx5="http://schemas.microsoft.com/office/drawing/2016/5/11/chartex" xmlns:cx6="http://schemas.microsoft.com/office/drawing/2016/5/12/chartex" xmlns:cx7="http://schemas.microsoft.com/office/drawing/2016/5/13/chartex" xmlns:cx8="http://schemas.microsoft.com/office/drawing/2016/5/14/chartex" xmlns:mc="http://schemas.openxmlformats.org/markup-compatibility/2006" xmlns:aink="http://schemas.microsoft.com/office/drawing/2016/ink" xmlns:am3d="http://schemas.microsoft.com/office/drawing/2017/model3d" xmlns:o="urn:schemas-microsoft-com:office:office" xmlns:r="http://schemas.openxmlformats.org/officeDocument/2006/relationships" xmlns:m="http://schemas.openxmlformats.org/officeDocument/2006/math" xmlns:v="urn:schemas-microsoft-com:vml" xmlns:wp14="http://schemas.microsoft.com/office/word/2010/wordprocessingDrawing" xmlns:wp="http://schemas.openxmlformats.org/drawingml/2006/wordprocessingDrawing" xmlns:w10="urn:schemas-microsoft-com:office:word" xmlns:w="http://schemas.openxmlformats.org/wordprocessingml/2006/main" xmlns:w14="http://schemas.microsoft.com/office/word/2010/wordml" xmlns:w15="http://schemas.microsoft.com/office/word/2012/wordml" xmlns:w16cex="http://schemas.microsoft.com/office/word/2018/wordml/cex" xmlns:w16cid="http://schemas.microsoft.com/office/word/2016/wordml/cid" xmlns:w16="http://schemas.microsoft.com/office/word/2018/wordml" xmlns:w16sdtdh="http://schemas.microsoft.com/office/word/2020/wordml/sdtdatahash" xmlns:w16se="http://schemas.microsoft.com/office/word/2015/wordml/symex" xmlns:wpg="http://schemas.microsoft.com/office/word/2010/wordprocessingGroup" xmlns:wpi="http://schemas.microsoft.com/office/word/2010/wordprocessingInk" xmlns:wne="http://schemas.microsoft.com/office/word/2006/wordml" xmlns:wps="http://schemas.microsoft.com/office/word/2010/wordprocessingShape" mc:Ignorable="w14 w15 w16se w16cid w16 w16cex w16sdtdh wp14">
+<w:document xmlns:wpc="http://schemas.microsoft.com/office/word/2010/wordprocessingCanvas" xmlns:cx="http://schemas.microsoft.com/office/drawing/2014/chartex" xmlns:cx1="http://schemas.microsoft.com/office/drawing/2015/9/8/chartex" xmlns:cx2="http://schemas.microsoft.com/office/drawing/2015/10/21/chartex" xmlns:cx3="http://schemas.microsoft.com/office/drawing/2016/5/9/chartex" xmlns:cx4="http://schemas.microsoft.com/office/drawing/2016/5/10/chartex" xmlns:cx5="http://schemas.microsoft.com/office/drawing/2016/5/11/chartex" xmlns:cx6="http://schemas.microsoft.com/office/drawing/2016/5/12/chartex" xmlns:cx7="http://schemas.microsoft.com/office/drawing/2016/5/13/chartex" xmlns:cx8="http://schemas.microsoft.com/office/drawing/2016/5/14/chartex" xmlns:mc="http://schemas.openxmlformats.org/markup-compatibility/2006" xmlns:aink="http://schemas.microsoft.com/office/drawing/2016/ink" xmlns:am3d="http://schemas.microsoft.com/office/drawing/2017/model3d" xmlns:o="urn:schemas-microsoft-com:office:office" xmlns:oel="http://schemas.microsoft.com/office/2019/extlst" xmlns:r="http://schemas.openxmlformats.org/officeDocument/2006/relationships" xmlns:m="http://schemas.openxmlformats.org/officeDocument/2006/math" xmlns:v="urn:schemas-microsoft-com:vml" xmlns:wp14="http://schemas.microsoft.com/office/word/2010/wordprocessingDrawing" xmlns:wp="http://schemas.openxmlformats.org/drawingml/2006/wordprocessingDrawing" xmlns:w10="urn:schemas-microsoft-com:office:word" xmlns:w="http://schemas.openxmlformats.org/wordprocessingml/2006/main" xmlns:w14="http://schemas.microsoft.com/office/word/2010/wordml" xmlns:w15="http://schemas.microsoft.com/office/word/2012/wordml" xmlns:w16cex="http://schemas.microsoft.com/office/word/2018/wordml/cex" xmlns:w16cid="http://schemas.microsoft.com/office/word/2016/wordml/cid" xmlns:w16="http://schemas.microsoft.com/office/word/2018/wordml" xmlns:w16du="http://schemas.microsoft.com/office/word/2023/wordml/word16du" xmlns:w16sdtdh="http://schemas.microsoft.com/office/word/2020/wordml/sdtdatahash" xmlns:w16sdtfl="http://schemas.microsoft.com/office/word/2024/wordml/sdtformatlock" xmlns:w16se="http://schemas.microsoft.com/office/word/2015/wordml/symex" xmlns:wpg="http://schemas.microsoft.com/office/word/2010/wordprocessingGroup" xmlns:wpi="http://schemas.microsoft.com/office/word/2010/wordprocessingInk" xmlns:wne="http://schemas.microsoft.com/office/word/2006/wordml" xmlns:wps="http://schemas.microsoft.com/office/word/2010/wordprocessingShape" mc:Ignorable="w14 w15 w16se w16cid w16 w16cex w16sdtdh w16sdtfl w16du wp14">
   <w:background w:color="FFFFFF"/>
   <w:body>
     <w:tbl>
@@ -24,7 +24,6 @@
         <w:tc>
           <w:tcPr>
             <w:tcW w:w="6173" w:type="dxa"/>
-            <w:shd w:val="clear" w:color="auto" w:fill="auto"/>
             <w:vAlign w:val="center"/>
           </w:tcPr>
           <w:p>
@@ -62,16 +61,30 @@
               <w:rPr>
                 <w:b w:val="0"/>
                 <w:bCs/>
-                <w:lang w:val="en-GB"/>
-              </w:rPr>
-              <w:t>Control station with a robot controlled by PLC</w:t>
+              </w:rPr>
+              <w:t xml:space="preserve">Tube </w:t>
+            </w:r>
+            <w:proofErr w:type="spellStart"/>
+            <w:r>
+              <w:rPr>
+                <w:b w:val="0"/>
+                <w:bCs/>
+              </w:rPr>
+              <w:t>manipulator</w:t>
+            </w:r>
+            <w:proofErr w:type="spellEnd"/>
+            <w:r>
+              <w:rPr>
+                <w:b w:val="0"/>
+                <w:bCs/>
+              </w:rPr>
+              <w:t xml:space="preserve"> robot.</w:t>
             </w:r>
           </w:p>
         </w:tc>
         <w:tc>
           <w:tcPr>
             <w:tcW w:w="3239" w:type="dxa"/>
-            <w:shd w:val="clear" w:color="auto" w:fill="auto"/>
             <w:vAlign w:val="center"/>
           </w:tcPr>
           <w:p>
@@ -93,7 +106,6 @@
         <w:tc>
           <w:tcPr>
             <w:tcW w:w="6173" w:type="dxa"/>
-            <w:shd w:val="clear" w:color="auto" w:fill="auto"/>
             <w:vAlign w:val="center"/>
           </w:tcPr>
           <w:p>
@@ -341,7 +353,6 @@
         <w:tc>
           <w:tcPr>
             <w:tcW w:w="3239" w:type="dxa"/>
-            <w:shd w:val="clear" w:color="auto" w:fill="auto"/>
             <w:vAlign w:val="center"/>
           </w:tcPr>
           <w:p>
@@ -369,7 +380,6 @@
         <w:tc>
           <w:tcPr>
             <w:tcW w:w="6173" w:type="dxa"/>
-            <w:shd w:val="clear" w:color="auto" w:fill="auto"/>
             <w:vAlign w:val="center"/>
           </w:tcPr>
           <w:p>
@@ -556,7 +566,6 @@
         <w:tc>
           <w:tcPr>
             <w:tcW w:w="3239" w:type="dxa"/>
-            <w:shd w:val="clear" w:color="auto" w:fill="auto"/>
             <w:vAlign w:val="center"/>
           </w:tcPr>
           <w:p>
@@ -584,7 +593,6 @@
         <w:tc>
           <w:tcPr>
             <w:tcW w:w="6173" w:type="dxa"/>
-            <w:shd w:val="clear" w:color="auto" w:fill="auto"/>
             <w:vAlign w:val="center"/>
           </w:tcPr>
           <w:p>
@@ -783,7 +791,6 @@
         <w:tc>
           <w:tcPr>
             <w:tcW w:w="3239" w:type="dxa"/>
-            <w:shd w:val="clear" w:color="auto" w:fill="auto"/>
             <w:vAlign w:val="center"/>
           </w:tcPr>
           <w:p>
@@ -818,7 +825,6 @@
         <w:tc>
           <w:tcPr>
             <w:tcW w:w="6173" w:type="dxa"/>
-            <w:shd w:val="clear" w:color="auto" w:fill="auto"/>
             <w:vAlign w:val="center"/>
           </w:tcPr>
           <w:p>
@@ -1017,7 +1023,6 @@
         <w:tc>
           <w:tcPr>
             <w:tcW w:w="3239" w:type="dxa"/>
-            <w:shd w:val="clear" w:color="auto" w:fill="auto"/>
             <w:vAlign w:val="center"/>
           </w:tcPr>
           <w:p>
@@ -1045,7 +1050,6 @@
         <w:tc>
           <w:tcPr>
             <w:tcW w:w="6173" w:type="dxa"/>
-            <w:shd w:val="clear" w:color="auto" w:fill="auto"/>
           </w:tcPr>
           <w:p>
             <w:pPr>
@@ -1062,7 +1066,7 @@
                 <w:lang w:val="en-GB"/>
               </w:rPr>
               <w:drawing>
-                <wp:anchor distT="0" distB="0" distL="0" distR="0" simplePos="0" relativeHeight="251657728" behindDoc="1" locked="0" layoutInCell="1" allowOverlap="1" wp14:anchorId="23A30C41" wp14:editId="3AB34FC4">
+                <wp:anchor distT="0" distB="0" distL="0" distR="0" simplePos="0" relativeHeight="251657728" behindDoc="1" locked="0" layoutInCell="1" allowOverlap="1" wp14:anchorId="23A30C41" wp14:editId="76F3A7B3">
                   <wp:simplePos x="0" y="0"/>
                   <wp:positionH relativeFrom="margin">
                     <wp:align>left</wp:align>
@@ -1131,7 +1135,6 @@
         <w:tc>
           <w:tcPr>
             <w:tcW w:w="3239" w:type="dxa"/>
-            <w:shd w:val="clear" w:color="auto" w:fill="auto"/>
             <w:vAlign w:val="center"/>
           </w:tcPr>
           <w:p>
@@ -1152,13 +1155,19 @@
               <w:rPr>
                 <w:lang w:val="en-GB"/>
               </w:rPr>
-              <w:t>April 0</w:t>
+              <w:t>Mai</w:t>
             </w:r>
             <w:r>
               <w:rPr>
                 <w:lang w:val="en-GB"/>
               </w:rPr>
-              <w:t>8</w:t>
+              <w:t xml:space="preserve"> </w:t>
+            </w:r>
+            <w:r>
+              <w:rPr>
+                <w:lang w:val="en-GB"/>
+              </w:rPr>
+              <w:t>12</w:t>
             </w:r>
             <w:r>
               <w:rPr>
@@ -1182,7 +1191,7 @@
               <w:rPr>
                 <w:lang w:val="en-GB"/>
               </w:rPr>
-              <w:t>2</w:t>
+              <w:t>6</w:t>
             </w:r>
           </w:p>
         </w:tc>
@@ -1194,7 +1203,6 @@
         <w:tc>
           <w:tcPr>
             <w:tcW w:w="6173" w:type="dxa"/>
-            <w:shd w:val="clear" w:color="auto" w:fill="auto"/>
           </w:tcPr>
           <w:p>
             <w:pPr>
@@ -1227,7 +1235,6 @@
         <w:tc>
           <w:tcPr>
             <w:tcW w:w="3239" w:type="dxa"/>
-            <w:shd w:val="clear" w:color="auto" w:fill="auto"/>
           </w:tcPr>
           <w:p>
             <w:pPr>
@@ -1312,12 +1319,9 @@
       </w:r>
     </w:p>
     <w:sectPr>
-      <w:headerReference w:type="even" r:id="rId9"/>
-      <w:headerReference w:type="default" r:id="rId10"/>
-      <w:footerReference w:type="even" r:id="rId11"/>
-      <w:footerReference w:type="default" r:id="rId12"/>
-      <w:headerReference w:type="first" r:id="rId13"/>
-      <w:footerReference w:type="first" r:id="rId14"/>
+      <w:footerReference w:type="default" r:id="rId9"/>
+      <w:headerReference w:type="first" r:id="rId10"/>
+      <w:footerReference w:type="first" r:id="rId11"/>
       <w:pgSz w:w="11906" w:h="16838"/>
       <w:pgMar w:top="1418" w:right="1247" w:bottom="1673" w:left="1247" w:header="737" w:footer="828" w:gutter="0"/>
       <w:cols w:space="720"/>
@@ -1329,7 +1333,7 @@
 </file>
 
 <file path=word/endnotes.xml><?xml version="1.0" encoding="utf-8"?>
-<w:endnotes xmlns:wpc="http://schemas.microsoft.com/office/word/2010/wordprocessingCanvas" xmlns:cx="http://schemas.microsoft.com/office/drawing/2014/chartex" xmlns:cx1="http://schemas.microsoft.com/office/drawing/2015/9/8/chartex" xmlns:cx2="http://schemas.microsoft.com/office/drawing/2015/10/21/chartex" xmlns:cx3="http://schemas.microsoft.com/office/drawing/2016/5/9/chartex" xmlns:cx4="http://schemas.microsoft.com/office/drawing/2016/5/10/chartex" xmlns:cx5="http://schemas.microsoft.com/office/drawing/2016/5/11/chartex" xmlns:cx6="http://schemas.microsoft.com/office/drawing/2016/5/12/chartex" xmlns:cx7="http://schemas.microsoft.com/office/drawing/2016/5/13/chartex" xmlns:cx8="http://schemas.microsoft.com/office/drawing/2016/5/14/chartex" xmlns:mc="http://schemas.openxmlformats.org/markup-compatibility/2006" xmlns:aink="http://schemas.microsoft.com/office/drawing/2016/ink" xmlns:am3d="http://schemas.microsoft.com/office/drawing/2017/model3d" xmlns:o="urn:schemas-microsoft-com:office:office" xmlns:r="http://schemas.openxmlformats.org/officeDocument/2006/relationships" xmlns:m="http://schemas.openxmlformats.org/officeDocument/2006/math" xmlns:v="urn:schemas-microsoft-com:vml" xmlns:wp14="http://schemas.microsoft.com/office/word/2010/wordprocessingDrawing" xmlns:wp="http://schemas.openxmlformats.org/drawingml/2006/wordprocessingDrawing" xmlns:w10="urn:schemas-microsoft-com:office:word" xmlns:w="http://schemas.openxmlformats.org/wordprocessingml/2006/main" xmlns:w14="http://schemas.microsoft.com/office/word/2010/wordml" xmlns:w15="http://schemas.microsoft.com/office/word/2012/wordml" xmlns:w16cex="http://schemas.microsoft.com/office/word/2018/wordml/cex" xmlns:w16cid="http://schemas.microsoft.com/office/word/2016/wordml/cid" xmlns:w16="http://schemas.microsoft.com/office/word/2018/wordml" xmlns:w16sdtdh="http://schemas.microsoft.com/office/word/2020/wordml/sdtdatahash" xmlns:w16se="http://schemas.microsoft.com/office/word/2015/wordml/symex" xmlns:wpg="http://schemas.microsoft.com/office/word/2010/wordprocessingGroup" xmlns:wpi="http://schemas.microsoft.com/office/word/2010/wordprocessingInk" xmlns:wne="http://schemas.microsoft.com/office/word/2006/wordml" xmlns:wps="http://schemas.microsoft.com/office/word/2010/wordprocessingShape" mc:Ignorable="w14 w15 w16se w16cid w16 w16cex w16sdtdh wp14">
+<w:endnotes xmlns:wpc="http://schemas.microsoft.com/office/word/2010/wordprocessingCanvas" xmlns:cx="http://schemas.microsoft.com/office/drawing/2014/chartex" xmlns:cx1="http://schemas.microsoft.com/office/drawing/2015/9/8/chartex" xmlns:cx2="http://schemas.microsoft.com/office/drawing/2015/10/21/chartex" xmlns:cx3="http://schemas.microsoft.com/office/drawing/2016/5/9/chartex" xmlns:cx4="http://schemas.microsoft.com/office/drawing/2016/5/10/chartex" xmlns:cx5="http://schemas.microsoft.com/office/drawing/2016/5/11/chartex" xmlns:cx6="http://schemas.microsoft.com/office/drawing/2016/5/12/chartex" xmlns:cx7="http://schemas.microsoft.com/office/drawing/2016/5/13/chartex" xmlns:cx8="http://schemas.microsoft.com/office/drawing/2016/5/14/chartex" xmlns:mc="http://schemas.openxmlformats.org/markup-compatibility/2006" xmlns:aink="http://schemas.microsoft.com/office/drawing/2016/ink" xmlns:am3d="http://schemas.microsoft.com/office/drawing/2017/model3d" xmlns:o="urn:schemas-microsoft-com:office:office" xmlns:oel="http://schemas.microsoft.com/office/2019/extlst" xmlns:r="http://schemas.openxmlformats.org/officeDocument/2006/relationships" xmlns:m="http://schemas.openxmlformats.org/officeDocument/2006/math" xmlns:v="urn:schemas-microsoft-com:vml" xmlns:wp14="http://schemas.microsoft.com/office/word/2010/wordprocessingDrawing" xmlns:wp="http://schemas.openxmlformats.org/drawingml/2006/wordprocessingDrawing" xmlns:w10="urn:schemas-microsoft-com:office:word" xmlns:w="http://schemas.openxmlformats.org/wordprocessingml/2006/main" xmlns:w14="http://schemas.microsoft.com/office/word/2010/wordml" xmlns:w15="http://schemas.microsoft.com/office/word/2012/wordml" xmlns:w16cex="http://schemas.microsoft.com/office/word/2018/wordml/cex" xmlns:w16cid="http://schemas.microsoft.com/office/word/2016/wordml/cid" xmlns:w16="http://schemas.microsoft.com/office/word/2018/wordml" xmlns:w16du="http://schemas.microsoft.com/office/word/2023/wordml/word16du" xmlns:w16sdtdh="http://schemas.microsoft.com/office/word/2020/wordml/sdtdatahash" xmlns:w16sdtfl="http://schemas.microsoft.com/office/word/2024/wordml/sdtformatlock" xmlns:w16se="http://schemas.microsoft.com/office/word/2015/wordml/symex" xmlns:wpg="http://schemas.microsoft.com/office/word/2010/wordprocessingGroup" xmlns:wpi="http://schemas.microsoft.com/office/word/2010/wordprocessingInk" xmlns:wne="http://schemas.microsoft.com/office/word/2006/wordml" xmlns:wps="http://schemas.microsoft.com/office/word/2010/wordprocessingShape" mc:Ignorable="w14 w15 w16se w16cid w16 w16cex w16sdtdh w16sdtfl w16du wp14">
   <w:endnote w:type="separator" w:id="-1">
     <w:p>
       <w:r>
@@ -1348,17 +1352,7 @@
 </file>
 
 <file path=word/footer1.xml><?xml version="1.0" encoding="utf-8"?>
-<w:ftr xmlns:wpc="http://schemas.microsoft.com/office/word/2010/wordprocessingCanvas" xmlns:cx="http://schemas.microsoft.com/office/drawing/2014/chartex" xmlns:cx1="http://schemas.microsoft.com/office/drawing/2015/9/8/chartex" xmlns:cx2="http://schemas.microsoft.com/office/drawing/2015/10/21/chartex" xmlns:cx3="http://schemas.microsoft.com/office/drawing/2016/5/9/chartex" xmlns:cx4="http://schemas.microsoft.com/office/drawing/2016/5/10/chartex" xmlns:cx5="http://schemas.microsoft.com/office/drawing/2016/5/11/chartex" xmlns:cx6="http://schemas.microsoft.com/office/drawing/2016/5/12/chartex" xmlns:cx7="http://schemas.microsoft.com/office/drawing/2016/5/13/chartex" xmlns:cx8="http://schemas.microsoft.com/office/drawing/2016/5/14/chartex" xmlns:mc="http://schemas.openxmlformats.org/markup-compatibility/2006" xmlns:aink="http://schemas.microsoft.com/office/drawing/2016/ink" xmlns:am3d="http://schemas.microsoft.com/office/drawing/2017/model3d" xmlns:o="urn:schemas-microsoft-com:office:office" xmlns:r="http://schemas.openxmlformats.org/officeDocument/2006/relationships" xmlns:m="http://schemas.openxmlformats.org/officeDocument/2006/math" xmlns:v="urn:schemas-microsoft-com:vml" xmlns:wp14="http://schemas.microsoft.com/office/word/2010/wordprocessingDrawing" xmlns:wp="http://schemas.openxmlformats.org/drawingml/2006/wordprocessingDrawing" xmlns:w10="urn:schemas-microsoft-com:office:word" xmlns:w="http://schemas.openxmlformats.org/wordprocessingml/2006/main" xmlns:w14="http://schemas.microsoft.com/office/word/2010/wordml" xmlns:w15="http://schemas.microsoft.com/office/word/2012/wordml" xmlns:w16cex="http://schemas.microsoft.com/office/word/2018/wordml/cex" xmlns:w16cid="http://schemas.microsoft.com/office/word/2016/wordml/cid" xmlns:w16="http://schemas.microsoft.com/office/word/2018/wordml" xmlns:w16sdtdh="http://schemas.microsoft.com/office/word/2020/wordml/sdtdatahash" xmlns:w16se="http://schemas.microsoft.com/office/word/2015/wordml/symex" xmlns:wpg="http://schemas.microsoft.com/office/word/2010/wordprocessingGroup" xmlns:wpi="http://schemas.microsoft.com/office/word/2010/wordprocessingInk" xmlns:wne="http://schemas.microsoft.com/office/word/2006/wordml" xmlns:wps="http://schemas.microsoft.com/office/word/2010/wordprocessingShape" mc:Ignorable="w14 w15 w16se w16cid w16 w16cex w16sdtdh wp14">
-  <w:p>
-    <w:pPr>
-      <w:pStyle w:val="Pieddepage"/>
-    </w:pPr>
-  </w:p>
-</w:ftr>
-</file>
-
-<file path=word/footer2.xml><?xml version="1.0" encoding="utf-8"?>
-<w:ftr xmlns:wpc="http://schemas.microsoft.com/office/word/2010/wordprocessingCanvas" xmlns:cx="http://schemas.microsoft.com/office/drawing/2014/chartex" xmlns:cx1="http://schemas.microsoft.com/office/drawing/2015/9/8/chartex" xmlns:cx2="http://schemas.microsoft.com/office/drawing/2015/10/21/chartex" xmlns:cx3="http://schemas.microsoft.com/office/drawing/2016/5/9/chartex" xmlns:cx4="http://schemas.microsoft.com/office/drawing/2016/5/10/chartex" xmlns:cx5="http://schemas.microsoft.com/office/drawing/2016/5/11/chartex" xmlns:cx6="http://schemas.microsoft.com/office/drawing/2016/5/12/chartex" xmlns:cx7="http://schemas.microsoft.com/office/drawing/2016/5/13/chartex" xmlns:cx8="http://schemas.microsoft.com/office/drawing/2016/5/14/chartex" xmlns:mc="http://schemas.openxmlformats.org/markup-compatibility/2006" xmlns:aink="http://schemas.microsoft.com/office/drawing/2016/ink" xmlns:am3d="http://schemas.microsoft.com/office/drawing/2017/model3d" xmlns:o="urn:schemas-microsoft-com:office:office" xmlns:r="http://schemas.openxmlformats.org/officeDocument/2006/relationships" xmlns:m="http://schemas.openxmlformats.org/officeDocument/2006/math" xmlns:v="urn:schemas-microsoft-com:vml" xmlns:wp14="http://schemas.microsoft.com/office/word/2010/wordprocessingDrawing" xmlns:wp="http://schemas.openxmlformats.org/drawingml/2006/wordprocessingDrawing" xmlns:w10="urn:schemas-microsoft-com:office:word" xmlns:w="http://schemas.openxmlformats.org/wordprocessingml/2006/main" xmlns:w14="http://schemas.microsoft.com/office/word/2010/wordml" xmlns:w15="http://schemas.microsoft.com/office/word/2012/wordml" xmlns:w16cex="http://schemas.microsoft.com/office/word/2018/wordml/cex" xmlns:w16cid="http://schemas.microsoft.com/office/word/2016/wordml/cid" xmlns:w16="http://schemas.microsoft.com/office/word/2018/wordml" xmlns:w16sdtdh="http://schemas.microsoft.com/office/word/2020/wordml/sdtdatahash" xmlns:w16se="http://schemas.microsoft.com/office/word/2015/wordml/symex" xmlns:wpg="http://schemas.microsoft.com/office/word/2010/wordprocessingGroup" xmlns:wpi="http://schemas.microsoft.com/office/word/2010/wordprocessingInk" xmlns:wne="http://schemas.microsoft.com/office/word/2006/wordml" xmlns:wps="http://schemas.microsoft.com/office/word/2010/wordprocessingShape" mc:Ignorable="w14 w15 w16se w16cid w16 w16cex w16sdtdh wp14">
+<w:ftr xmlns:wpc="http://schemas.microsoft.com/office/word/2010/wordprocessingCanvas" xmlns:cx="http://schemas.microsoft.com/office/drawing/2014/chartex" xmlns:cx1="http://schemas.microsoft.com/office/drawing/2015/9/8/chartex" xmlns:cx2="http://schemas.microsoft.com/office/drawing/2015/10/21/chartex" xmlns:cx3="http://schemas.microsoft.com/office/drawing/2016/5/9/chartex" xmlns:cx4="http://schemas.microsoft.com/office/drawing/2016/5/10/chartex" xmlns:cx5="http://schemas.microsoft.com/office/drawing/2016/5/11/chartex" xmlns:cx6="http://schemas.microsoft.com/office/drawing/2016/5/12/chartex" xmlns:cx7="http://schemas.microsoft.com/office/drawing/2016/5/13/chartex" xmlns:cx8="http://schemas.microsoft.com/office/drawing/2016/5/14/chartex" xmlns:mc="http://schemas.openxmlformats.org/markup-compatibility/2006" xmlns:aink="http://schemas.microsoft.com/office/drawing/2016/ink" xmlns:am3d="http://schemas.microsoft.com/office/drawing/2017/model3d" xmlns:o="urn:schemas-microsoft-com:office:office" xmlns:oel="http://schemas.microsoft.com/office/2019/extlst" xmlns:r="http://schemas.openxmlformats.org/officeDocument/2006/relationships" xmlns:m="http://schemas.openxmlformats.org/officeDocument/2006/math" xmlns:v="urn:schemas-microsoft-com:vml" xmlns:wp14="http://schemas.microsoft.com/office/word/2010/wordprocessingDrawing" xmlns:wp="http://schemas.openxmlformats.org/drawingml/2006/wordprocessingDrawing" xmlns:w10="urn:schemas-microsoft-com:office:word" xmlns:w="http://schemas.openxmlformats.org/wordprocessingml/2006/main" xmlns:w14="http://schemas.microsoft.com/office/word/2010/wordml" xmlns:w15="http://schemas.microsoft.com/office/word/2012/wordml" xmlns:w16cex="http://schemas.microsoft.com/office/word/2018/wordml/cex" xmlns:w16cid="http://schemas.microsoft.com/office/word/2016/wordml/cid" xmlns:w16="http://schemas.microsoft.com/office/word/2018/wordml" xmlns:w16du="http://schemas.microsoft.com/office/word/2023/wordml/word16du" xmlns:w16sdtdh="http://schemas.microsoft.com/office/word/2020/wordml/sdtdatahash" xmlns:w16sdtfl="http://schemas.microsoft.com/office/word/2024/wordml/sdtformatlock" xmlns:w16se="http://schemas.microsoft.com/office/word/2015/wordml/symex" xmlns:wpg="http://schemas.microsoft.com/office/word/2010/wordprocessingGroup" xmlns:wpi="http://schemas.microsoft.com/office/word/2010/wordprocessingInk" xmlns:wne="http://schemas.microsoft.com/office/word/2006/wordml" xmlns:wps="http://schemas.microsoft.com/office/word/2010/wordprocessingShape" mc:Ignorable="w14 w15 w16se w16cid w16 w16cex w16sdtdh w16sdtfl w16du wp14">
   <w:p>
     <w:pPr>
       <w:pStyle w:val="Pieddepage"/>
@@ -1474,13 +1468,12 @@
 </w:ftr>
 </file>
 
-<file path=word/footer3.xml><?xml version="1.0" encoding="utf-8"?>
-<w:ftr xmlns:wpc="http://schemas.microsoft.com/office/word/2010/wordprocessingCanvas" xmlns:cx="http://schemas.microsoft.com/office/drawing/2014/chartex" xmlns:cx1="http://schemas.microsoft.com/office/drawing/2015/9/8/chartex" xmlns:cx2="http://schemas.microsoft.com/office/drawing/2015/10/21/chartex" xmlns:cx3="http://schemas.microsoft.com/office/drawing/2016/5/9/chartex" xmlns:cx4="http://schemas.microsoft.com/office/drawing/2016/5/10/chartex" xmlns:cx5="http://schemas.microsoft.com/office/drawing/2016/5/11/chartex" xmlns:cx6="http://schemas.microsoft.com/office/drawing/2016/5/12/chartex" xmlns:cx7="http://schemas.microsoft.com/office/drawing/2016/5/13/chartex" xmlns:cx8="http://schemas.microsoft.com/office/drawing/2016/5/14/chartex" xmlns:mc="http://schemas.openxmlformats.org/markup-compatibility/2006" xmlns:aink="http://schemas.microsoft.com/office/drawing/2016/ink" xmlns:am3d="http://schemas.microsoft.com/office/drawing/2017/model3d" xmlns:o="urn:schemas-microsoft-com:office:office" xmlns:r="http://schemas.openxmlformats.org/officeDocument/2006/relationships" xmlns:m="http://schemas.openxmlformats.org/officeDocument/2006/math" xmlns:v="urn:schemas-microsoft-com:vml" xmlns:wp14="http://schemas.microsoft.com/office/word/2010/wordprocessingDrawing" xmlns:wp="http://schemas.openxmlformats.org/drawingml/2006/wordprocessingDrawing" xmlns:w10="urn:schemas-microsoft-com:office:word" xmlns:w="http://schemas.openxmlformats.org/wordprocessingml/2006/main" xmlns:w14="http://schemas.microsoft.com/office/word/2010/wordml" xmlns:w15="http://schemas.microsoft.com/office/word/2012/wordml" xmlns:w16cex="http://schemas.microsoft.com/office/word/2018/wordml/cex" xmlns:w16cid="http://schemas.microsoft.com/office/word/2016/wordml/cid" xmlns:w16="http://schemas.microsoft.com/office/word/2018/wordml" xmlns:w16sdtdh="http://schemas.microsoft.com/office/word/2020/wordml/sdtdatahash" xmlns:w16se="http://schemas.microsoft.com/office/word/2015/wordml/symex" xmlns:wpg="http://schemas.microsoft.com/office/word/2010/wordprocessingGroup" xmlns:wpi="http://schemas.microsoft.com/office/word/2010/wordprocessingInk" xmlns:wne="http://schemas.microsoft.com/office/word/2006/wordml" xmlns:wps="http://schemas.microsoft.com/office/word/2010/wordprocessingShape" mc:Ignorable="w14 w15 w16se w16cid w16 w16cex w16sdtdh wp14">
+<file path=word/footer2.xml><?xml version="1.0" encoding="utf-8"?>
+<w:ftr xmlns:wpc="http://schemas.microsoft.com/office/word/2010/wordprocessingCanvas" xmlns:cx="http://schemas.microsoft.com/office/drawing/2014/chartex" xmlns:cx1="http://schemas.microsoft.com/office/drawing/2015/9/8/chartex" xmlns:cx2="http://schemas.microsoft.com/office/drawing/2015/10/21/chartex" xmlns:cx3="http://schemas.microsoft.com/office/drawing/2016/5/9/chartex" xmlns:cx4="http://schemas.microsoft.com/office/drawing/2016/5/10/chartex" xmlns:cx5="http://schemas.microsoft.com/office/drawing/2016/5/11/chartex" xmlns:cx6="http://schemas.microsoft.com/office/drawing/2016/5/12/chartex" xmlns:cx7="http://schemas.microsoft.com/office/drawing/2016/5/13/chartex" xmlns:cx8="http://schemas.microsoft.com/office/drawing/2016/5/14/chartex" xmlns:mc="http://schemas.openxmlformats.org/markup-compatibility/2006" xmlns:aink="http://schemas.microsoft.com/office/drawing/2016/ink" xmlns:am3d="http://schemas.microsoft.com/office/drawing/2017/model3d" xmlns:o="urn:schemas-microsoft-com:office:office" xmlns:oel="http://schemas.microsoft.com/office/2019/extlst" xmlns:r="http://schemas.openxmlformats.org/officeDocument/2006/relationships" xmlns:m="http://schemas.openxmlformats.org/officeDocument/2006/math" xmlns:v="urn:schemas-microsoft-com:vml" xmlns:wp14="http://schemas.microsoft.com/office/word/2010/wordprocessingDrawing" xmlns:wp="http://schemas.openxmlformats.org/drawingml/2006/wordprocessingDrawing" xmlns:w10="urn:schemas-microsoft-com:office:word" xmlns:w="http://schemas.openxmlformats.org/wordprocessingml/2006/main" xmlns:w14="http://schemas.microsoft.com/office/word/2010/wordml" xmlns:w15="http://schemas.microsoft.com/office/word/2012/wordml" xmlns:w16cex="http://schemas.microsoft.com/office/word/2018/wordml/cex" xmlns:w16cid="http://schemas.microsoft.com/office/word/2016/wordml/cid" xmlns:w16="http://schemas.microsoft.com/office/word/2018/wordml" xmlns:w16du="http://schemas.microsoft.com/office/word/2023/wordml/word16du" xmlns:w16sdtdh="http://schemas.microsoft.com/office/word/2020/wordml/sdtdatahash" xmlns:w16sdtfl="http://schemas.microsoft.com/office/word/2024/wordml/sdtformatlock" xmlns:w16se="http://schemas.microsoft.com/office/word/2015/wordml/symex" xmlns:wpg="http://schemas.microsoft.com/office/word/2010/wordprocessingGroup" xmlns:wpi="http://schemas.microsoft.com/office/word/2010/wordprocessingInk" xmlns:wne="http://schemas.microsoft.com/office/word/2006/wordml" xmlns:wps="http://schemas.microsoft.com/office/word/2010/wordprocessingShape" mc:Ignorable="w14 w15 w16se w16cid w16 w16cex w16sdtdh w16sdtfl w16du wp14">
   <w:p>
     <w:pPr>
       <w:pStyle w:val="pieds1"/>
       <w:spacing w:line="159" w:lineRule="exact"/>
-      <w:ind w:left="794" w:firstLine="708"/>
       <w:rPr>
         <w:color w:val="666666"/>
       </w:rPr>
@@ -1786,65 +1779,39 @@
       <w:rPr>
         <w:color w:val="666666"/>
       </w:rPr>
-      <w:t xml:space="preserve"> • rte du </w:t>
-    </w:r>
-    <w:proofErr w:type="spellStart"/>
-    <w:r>
-      <w:rPr>
-        <w:color w:val="666666"/>
-      </w:rPr>
-      <w:t>Rawil</w:t>
-    </w:r>
-    <w:proofErr w:type="spellEnd"/>
-    <w:r>
-      <w:rPr>
-        <w:color w:val="666666"/>
-      </w:rPr>
-      <w:t xml:space="preserve"> 47 • C.P. • 1950 Sion 2</w:t>
-    </w:r>
-  </w:p>
-  <w:p>
-    <w:pPr>
-      <w:pStyle w:val="pieds1"/>
-      <w:spacing w:line="159" w:lineRule="exact"/>
-      <w:ind w:left="1474"/>
-    </w:pPr>
-    <w:r>
-      <w:rPr>
-        <w:color w:val="666666"/>
-      </w:rPr>
-      <w:t xml:space="preserve">+41 </w:t>
+      <w:t xml:space="preserve"> • rte d</w:t>
     </w:r>
     <w:r>
       <w:rPr>
         <w:color w:val="666666"/>
       </w:rPr>
-      <w:t>58</w:t>
+      <w:t>e l’Industrie 23</w:t>
     </w:r>
     <w:r>
       <w:rPr>
         <w:color w:val="666666"/>
       </w:rPr>
-      <w:t xml:space="preserve"> 606 85 23 • </w:t>
+      <w:t>• 1950 Sion 2</w:t>
     </w:r>
+  </w:p>
+  <w:p>
+    <w:pPr>
+      <w:pStyle w:val="pieds1"/>
+      <w:spacing w:line="159" w:lineRule="exact"/>
+      <w:ind w:left="1474"/>
+    </w:pPr>
     <w:r>
       <w:rPr>
         <w:color w:val="666666"/>
       </w:rPr>
-      <w:t>info.synd</w:t>
-    </w:r>
-    <w:r>
-      <w:rPr>
-        <w:color w:val="666666"/>
-      </w:rPr>
-      <w:t>@hevs.ch • www.hevs.ch/synd</w:t>
+      <w:t>www.hevs.ch</w:t>
     </w:r>
   </w:p>
 </w:ftr>
 </file>
 
 <file path=word/footnotes.xml><?xml version="1.0" encoding="utf-8"?>
-<w:footnotes xmlns:wpc="http://schemas.microsoft.com/office/word/2010/wordprocessingCanvas" xmlns:cx="http://schemas.microsoft.com/office/drawing/2014/chartex" xmlns:cx1="http://schemas.microsoft.com/office/drawing/2015/9/8/chartex" xmlns:cx2="http://schemas.microsoft.com/office/drawing/2015/10/21/chartex" xmlns:cx3="http://schemas.microsoft.com/office/drawing/2016/5/9/chartex" xmlns:cx4="http://schemas.microsoft.com/office/drawing/2016/5/10/chartex" xmlns:cx5="http://schemas.microsoft.com/office/drawing/2016/5/11/chartex" xmlns:cx6="http://schemas.microsoft.com/office/drawing/2016/5/12/chartex" xmlns:cx7="http://schemas.microsoft.com/office/drawing/2016/5/13/chartex" xmlns:cx8="http://schemas.microsoft.com/office/drawing/2016/5/14/chartex" xmlns:mc="http://schemas.openxmlformats.org/markup-compatibility/2006" xmlns:aink="http://schemas.microsoft.com/office/drawing/2016/ink" xmlns:am3d="http://schemas.microsoft.com/office/drawing/2017/model3d" xmlns:o="urn:schemas-microsoft-com:office:office" xmlns:r="http://schemas.openxmlformats.org/officeDocument/2006/relationships" xmlns:m="http://schemas.openxmlformats.org/officeDocument/2006/math" xmlns:v="urn:schemas-microsoft-com:vml" xmlns:wp14="http://schemas.microsoft.com/office/word/2010/wordprocessingDrawing" xmlns:wp="http://schemas.openxmlformats.org/drawingml/2006/wordprocessingDrawing" xmlns:w10="urn:schemas-microsoft-com:office:word" xmlns:w="http://schemas.openxmlformats.org/wordprocessingml/2006/main" xmlns:w14="http://schemas.microsoft.com/office/word/2010/wordml" xmlns:w15="http://schemas.microsoft.com/office/word/2012/wordml" xmlns:w16cex="http://schemas.microsoft.com/office/word/2018/wordml/cex" xmlns:w16cid="http://schemas.microsoft.com/office/word/2016/wordml/cid" xmlns:w16="http://schemas.microsoft.com/office/word/2018/wordml" xmlns:w16sdtdh="http://schemas.microsoft.com/office/word/2020/wordml/sdtdatahash" xmlns:w16se="http://schemas.microsoft.com/office/word/2015/wordml/symex" xmlns:wpg="http://schemas.microsoft.com/office/word/2010/wordprocessingGroup" xmlns:wpi="http://schemas.microsoft.com/office/word/2010/wordprocessingInk" xmlns:wne="http://schemas.microsoft.com/office/word/2006/wordml" xmlns:wps="http://schemas.microsoft.com/office/word/2010/wordprocessingShape" mc:Ignorable="w14 w15 w16se w16cid w16 w16cex w16sdtdh wp14">
+<w:footnotes xmlns:wpc="http://schemas.microsoft.com/office/word/2010/wordprocessingCanvas" xmlns:cx="http://schemas.microsoft.com/office/drawing/2014/chartex" xmlns:cx1="http://schemas.microsoft.com/office/drawing/2015/9/8/chartex" xmlns:cx2="http://schemas.microsoft.com/office/drawing/2015/10/21/chartex" xmlns:cx3="http://schemas.microsoft.com/office/drawing/2016/5/9/chartex" xmlns:cx4="http://schemas.microsoft.com/office/drawing/2016/5/10/chartex" xmlns:cx5="http://schemas.microsoft.com/office/drawing/2016/5/11/chartex" xmlns:cx6="http://schemas.microsoft.com/office/drawing/2016/5/12/chartex" xmlns:cx7="http://schemas.microsoft.com/office/drawing/2016/5/13/chartex" xmlns:cx8="http://schemas.microsoft.com/office/drawing/2016/5/14/chartex" xmlns:mc="http://schemas.openxmlformats.org/markup-compatibility/2006" xmlns:aink="http://schemas.microsoft.com/office/drawing/2016/ink" xmlns:am3d="http://schemas.microsoft.com/office/drawing/2017/model3d" xmlns:o="urn:schemas-microsoft-com:office:office" xmlns:oel="http://schemas.microsoft.com/office/2019/extlst" xmlns:r="http://schemas.openxmlformats.org/officeDocument/2006/relationships" xmlns:m="http://schemas.openxmlformats.org/officeDocument/2006/math" xmlns:v="urn:schemas-microsoft-com:vml" xmlns:wp14="http://schemas.microsoft.com/office/word/2010/wordprocessingDrawing" xmlns:wp="http://schemas.openxmlformats.org/drawingml/2006/wordprocessingDrawing" xmlns:w10="urn:schemas-microsoft-com:office:word" xmlns:w="http://schemas.openxmlformats.org/wordprocessingml/2006/main" xmlns:w14="http://schemas.microsoft.com/office/word/2010/wordml" xmlns:w15="http://schemas.microsoft.com/office/word/2012/wordml" xmlns:w16cex="http://schemas.microsoft.com/office/word/2018/wordml/cex" xmlns:w16cid="http://schemas.microsoft.com/office/word/2016/wordml/cid" xmlns:w16="http://schemas.microsoft.com/office/word/2018/wordml" xmlns:w16du="http://schemas.microsoft.com/office/word/2023/wordml/word16du" xmlns:w16sdtdh="http://schemas.microsoft.com/office/word/2020/wordml/sdtdatahash" xmlns:w16sdtfl="http://schemas.microsoft.com/office/word/2024/wordml/sdtformatlock" xmlns:w16se="http://schemas.microsoft.com/office/word/2015/wordml/symex" xmlns:wpg="http://schemas.microsoft.com/office/word/2010/wordprocessingGroup" xmlns:wpi="http://schemas.microsoft.com/office/word/2010/wordprocessingInk" xmlns:wne="http://schemas.microsoft.com/office/word/2006/wordml" xmlns:wps="http://schemas.microsoft.com/office/word/2010/wordprocessingShape" mc:Ignorable="w14 w15 w16se w16cid w16 w16cex w16sdtdh w16sdtfl w16du wp14">
   <w:footnote w:type="separator" w:id="-1">
     <w:p>
       <w:r>
@@ -1863,27 +1830,7 @@
 </file>
 
 <file path=word/header1.xml><?xml version="1.0" encoding="utf-8"?>
-<w:hdr xmlns:wpc="http://schemas.microsoft.com/office/word/2010/wordprocessingCanvas" xmlns:cx="http://schemas.microsoft.com/office/drawing/2014/chartex" xmlns:cx1="http://schemas.microsoft.com/office/drawing/2015/9/8/chartex" xmlns:cx2="http://schemas.microsoft.com/office/drawing/2015/10/21/chartex" xmlns:cx3="http://schemas.microsoft.com/office/drawing/2016/5/9/chartex" xmlns:cx4="http://schemas.microsoft.com/office/drawing/2016/5/10/chartex" xmlns:cx5="http://schemas.microsoft.com/office/drawing/2016/5/11/chartex" xmlns:cx6="http://schemas.microsoft.com/office/drawing/2016/5/12/chartex" xmlns:cx7="http://schemas.microsoft.com/office/drawing/2016/5/13/chartex" xmlns:cx8="http://schemas.microsoft.com/office/drawing/2016/5/14/chartex" xmlns:mc="http://schemas.openxmlformats.org/markup-compatibility/2006" xmlns:aink="http://schemas.microsoft.com/office/drawing/2016/ink" xmlns:am3d="http://schemas.microsoft.com/office/drawing/2017/model3d" xmlns:o="urn:schemas-microsoft-com:office:office" xmlns:r="http://schemas.openxmlformats.org/officeDocument/2006/relationships" xmlns:m="http://schemas.openxmlformats.org/officeDocument/2006/math" xmlns:v="urn:schemas-microsoft-com:vml" xmlns:wp14="http://schemas.microsoft.com/office/word/2010/wordprocessingDrawing" xmlns:wp="http://schemas.openxmlformats.org/drawingml/2006/wordprocessingDrawing" xmlns:w10="urn:schemas-microsoft-com:office:word" xmlns:w="http://schemas.openxmlformats.org/wordprocessingml/2006/main" xmlns:w14="http://schemas.microsoft.com/office/word/2010/wordml" xmlns:w15="http://schemas.microsoft.com/office/word/2012/wordml" xmlns:w16cex="http://schemas.microsoft.com/office/word/2018/wordml/cex" xmlns:w16cid="http://schemas.microsoft.com/office/word/2016/wordml/cid" xmlns:w16="http://schemas.microsoft.com/office/word/2018/wordml" xmlns:w16sdtdh="http://schemas.microsoft.com/office/word/2020/wordml/sdtdatahash" xmlns:w16se="http://schemas.microsoft.com/office/word/2015/wordml/symex" xmlns:wpg="http://schemas.microsoft.com/office/word/2010/wordprocessingGroup" xmlns:wpi="http://schemas.microsoft.com/office/word/2010/wordprocessingInk" xmlns:wne="http://schemas.microsoft.com/office/word/2006/wordml" xmlns:wps="http://schemas.microsoft.com/office/word/2010/wordprocessingShape" mc:Ignorable="w14 w15 w16se w16cid w16 w16cex w16sdtdh wp14">
-  <w:p>
-    <w:pPr>
-      <w:pStyle w:val="En-tte"/>
-    </w:pPr>
-  </w:p>
-</w:hdr>
-</file>
-
-<file path=word/header2.xml><?xml version="1.0" encoding="utf-8"?>
-<w:hdr xmlns:wpc="http://schemas.microsoft.com/office/word/2010/wordprocessingCanvas" xmlns:cx="http://schemas.microsoft.com/office/drawing/2014/chartex" xmlns:cx1="http://schemas.microsoft.com/office/drawing/2015/9/8/chartex" xmlns:cx2="http://schemas.microsoft.com/office/drawing/2015/10/21/chartex" xmlns:cx3="http://schemas.microsoft.com/office/drawing/2016/5/9/chartex" xmlns:cx4="http://schemas.microsoft.com/office/drawing/2016/5/10/chartex" xmlns:cx5="http://schemas.microsoft.com/office/drawing/2016/5/11/chartex" xmlns:cx6="http://schemas.microsoft.com/office/drawing/2016/5/12/chartex" xmlns:cx7="http://schemas.microsoft.com/office/drawing/2016/5/13/chartex" xmlns:cx8="http://schemas.microsoft.com/office/drawing/2016/5/14/chartex" xmlns:mc="http://schemas.openxmlformats.org/markup-compatibility/2006" xmlns:aink="http://schemas.microsoft.com/office/drawing/2016/ink" xmlns:am3d="http://schemas.microsoft.com/office/drawing/2017/model3d" xmlns:o="urn:schemas-microsoft-com:office:office" xmlns:r="http://schemas.openxmlformats.org/officeDocument/2006/relationships" xmlns:m="http://schemas.openxmlformats.org/officeDocument/2006/math" xmlns:v="urn:schemas-microsoft-com:vml" xmlns:wp14="http://schemas.microsoft.com/office/word/2010/wordprocessingDrawing" xmlns:wp="http://schemas.openxmlformats.org/drawingml/2006/wordprocessingDrawing" xmlns:w10="urn:schemas-microsoft-com:office:word" xmlns:w="http://schemas.openxmlformats.org/wordprocessingml/2006/main" xmlns:w14="http://schemas.microsoft.com/office/word/2010/wordml" xmlns:w15="http://schemas.microsoft.com/office/word/2012/wordml" xmlns:w16cex="http://schemas.microsoft.com/office/word/2018/wordml/cex" xmlns:w16cid="http://schemas.microsoft.com/office/word/2016/wordml/cid" xmlns:w16="http://schemas.microsoft.com/office/word/2018/wordml" xmlns:w16sdtdh="http://schemas.microsoft.com/office/word/2020/wordml/sdtdatahash" xmlns:w16se="http://schemas.microsoft.com/office/word/2015/wordml/symex" xmlns:wpg="http://schemas.microsoft.com/office/word/2010/wordprocessingGroup" xmlns:wpi="http://schemas.microsoft.com/office/word/2010/wordprocessingInk" xmlns:wne="http://schemas.microsoft.com/office/word/2006/wordml" xmlns:wps="http://schemas.microsoft.com/office/word/2010/wordprocessingShape" mc:Ignorable="w14 w15 w16se w16cid w16 w16cex w16sdtdh wp14">
-  <w:p>
-    <w:pPr>
-      <w:pStyle w:val="En-tte"/>
-    </w:pPr>
-  </w:p>
-</w:hdr>
-</file>
-
-<file path=word/header3.xml><?xml version="1.0" encoding="utf-8"?>
-<w:hdr xmlns:wpc="http://schemas.microsoft.com/office/word/2010/wordprocessingCanvas" xmlns:cx="http://schemas.microsoft.com/office/drawing/2014/chartex" xmlns:cx1="http://schemas.microsoft.com/office/drawing/2015/9/8/chartex" xmlns:cx2="http://schemas.microsoft.com/office/drawing/2015/10/21/chartex" xmlns:cx3="http://schemas.microsoft.com/office/drawing/2016/5/9/chartex" xmlns:cx4="http://schemas.microsoft.com/office/drawing/2016/5/10/chartex" xmlns:cx5="http://schemas.microsoft.com/office/drawing/2016/5/11/chartex" xmlns:cx6="http://schemas.microsoft.com/office/drawing/2016/5/12/chartex" xmlns:cx7="http://schemas.microsoft.com/office/drawing/2016/5/13/chartex" xmlns:cx8="http://schemas.microsoft.com/office/drawing/2016/5/14/chartex" xmlns:mc="http://schemas.openxmlformats.org/markup-compatibility/2006" xmlns:aink="http://schemas.microsoft.com/office/drawing/2016/ink" xmlns:am3d="http://schemas.microsoft.com/office/drawing/2017/model3d" xmlns:o="urn:schemas-microsoft-com:office:office" xmlns:r="http://schemas.openxmlformats.org/officeDocument/2006/relationships" xmlns:m="http://schemas.openxmlformats.org/officeDocument/2006/math" xmlns:v="urn:schemas-microsoft-com:vml" xmlns:wp14="http://schemas.microsoft.com/office/word/2010/wordprocessingDrawing" xmlns:wp="http://schemas.openxmlformats.org/drawingml/2006/wordprocessingDrawing" xmlns:w10="urn:schemas-microsoft-com:office:word" xmlns:w="http://schemas.openxmlformats.org/wordprocessingml/2006/main" xmlns:w14="http://schemas.microsoft.com/office/word/2010/wordml" xmlns:w15="http://schemas.microsoft.com/office/word/2012/wordml" xmlns:w16cex="http://schemas.microsoft.com/office/word/2018/wordml/cex" xmlns:w16cid="http://schemas.microsoft.com/office/word/2016/wordml/cid" xmlns:w16="http://schemas.microsoft.com/office/word/2018/wordml" xmlns:w16sdtdh="http://schemas.microsoft.com/office/word/2020/wordml/sdtdatahash" xmlns:w16se="http://schemas.microsoft.com/office/word/2015/wordml/symex" xmlns:wpg="http://schemas.microsoft.com/office/word/2010/wordprocessingGroup" xmlns:wpi="http://schemas.microsoft.com/office/word/2010/wordprocessingInk" xmlns:wne="http://schemas.microsoft.com/office/word/2006/wordml" xmlns:wps="http://schemas.microsoft.com/office/word/2010/wordprocessingShape" mc:Ignorable="w14 w15 w16se w16cid w16 w16cex w16sdtdh wp14">
+<w:hdr xmlns:wpc="http://schemas.microsoft.com/office/word/2010/wordprocessingCanvas" xmlns:cx="http://schemas.microsoft.com/office/drawing/2014/chartex" xmlns:cx1="http://schemas.microsoft.com/office/drawing/2015/9/8/chartex" xmlns:cx2="http://schemas.microsoft.com/office/drawing/2015/10/21/chartex" xmlns:cx3="http://schemas.microsoft.com/office/drawing/2016/5/9/chartex" xmlns:cx4="http://schemas.microsoft.com/office/drawing/2016/5/10/chartex" xmlns:cx5="http://schemas.microsoft.com/office/drawing/2016/5/11/chartex" xmlns:cx6="http://schemas.microsoft.com/office/drawing/2016/5/12/chartex" xmlns:cx7="http://schemas.microsoft.com/office/drawing/2016/5/13/chartex" xmlns:cx8="http://schemas.microsoft.com/office/drawing/2016/5/14/chartex" xmlns:mc="http://schemas.openxmlformats.org/markup-compatibility/2006" xmlns:aink="http://schemas.microsoft.com/office/drawing/2016/ink" xmlns:am3d="http://schemas.microsoft.com/office/drawing/2017/model3d" xmlns:o="urn:schemas-microsoft-com:office:office" xmlns:oel="http://schemas.microsoft.com/office/2019/extlst" xmlns:r="http://schemas.openxmlformats.org/officeDocument/2006/relationships" xmlns:m="http://schemas.openxmlformats.org/officeDocument/2006/math" xmlns:v="urn:schemas-microsoft-com:vml" xmlns:wp14="http://schemas.microsoft.com/office/word/2010/wordprocessingDrawing" xmlns:wp="http://schemas.openxmlformats.org/drawingml/2006/wordprocessingDrawing" xmlns:w10="urn:schemas-microsoft-com:office:word" xmlns:w="http://schemas.openxmlformats.org/wordprocessingml/2006/main" xmlns:w14="http://schemas.microsoft.com/office/word/2010/wordml" xmlns:w15="http://schemas.microsoft.com/office/word/2012/wordml" xmlns:w16cex="http://schemas.microsoft.com/office/word/2018/wordml/cex" xmlns:w16cid="http://schemas.microsoft.com/office/word/2016/wordml/cid" xmlns:w16="http://schemas.microsoft.com/office/word/2018/wordml" xmlns:w16du="http://schemas.microsoft.com/office/word/2023/wordml/word16du" xmlns:w16sdtdh="http://schemas.microsoft.com/office/word/2020/wordml/sdtdatahash" xmlns:w16sdtfl="http://schemas.microsoft.com/office/word/2024/wordml/sdtformatlock" xmlns:w16se="http://schemas.microsoft.com/office/word/2015/wordml/symex" xmlns:wpg="http://schemas.microsoft.com/office/word/2010/wordprocessingGroup" xmlns:wpi="http://schemas.microsoft.com/office/word/2010/wordprocessingInk" xmlns:wne="http://schemas.microsoft.com/office/word/2006/wordml" xmlns:wps="http://schemas.microsoft.com/office/word/2010/wordprocessingShape" mc:Ignorable="w14 w15 w16se w16cid w16 w16cex w16sdtdh w16sdtfl w16du wp14">
   <w:p>
     <w:r>
       <w:rPr>
@@ -1959,7 +1906,7 @@
 </file>
 
 <file path=word/numbering.xml><?xml version="1.0" encoding="utf-8"?>
-<w:numbering xmlns:wpc="http://schemas.microsoft.com/office/word/2010/wordprocessingCanvas" xmlns:cx="http://schemas.microsoft.com/office/drawing/2014/chartex" xmlns:cx1="http://schemas.microsoft.com/office/drawing/2015/9/8/chartex" xmlns:cx2="http://schemas.microsoft.com/office/drawing/2015/10/21/chartex" xmlns:cx3="http://schemas.microsoft.com/office/drawing/2016/5/9/chartex" xmlns:cx4="http://schemas.microsoft.com/office/drawing/2016/5/10/chartex" xmlns:cx5="http://schemas.microsoft.com/office/drawing/2016/5/11/chartex" xmlns:cx6="http://schemas.microsoft.com/office/drawing/2016/5/12/chartex" xmlns:cx7="http://schemas.microsoft.com/office/drawing/2016/5/13/chartex" xmlns:cx8="http://schemas.microsoft.com/office/drawing/2016/5/14/chartex" xmlns:mc="http://schemas.openxmlformats.org/markup-compatibility/2006" xmlns:aink="http://schemas.microsoft.com/office/drawing/2016/ink" xmlns:am3d="http://schemas.microsoft.com/office/drawing/2017/model3d" xmlns:o="urn:schemas-microsoft-com:office:office" xmlns:r="http://schemas.openxmlformats.org/officeDocument/2006/relationships" xmlns:m="http://schemas.openxmlformats.org/officeDocument/2006/math" xmlns:v="urn:schemas-microsoft-com:vml" xmlns:wp14="http://schemas.microsoft.com/office/word/2010/wordprocessingDrawing" xmlns:wp="http://schemas.openxmlformats.org/drawingml/2006/wordprocessingDrawing" xmlns:w10="urn:schemas-microsoft-com:office:word" xmlns:w="http://schemas.openxmlformats.org/wordprocessingml/2006/main" xmlns:w14="http://schemas.microsoft.com/office/word/2010/wordml" xmlns:w15="http://schemas.microsoft.com/office/word/2012/wordml" xmlns:w16cex="http://schemas.microsoft.com/office/word/2018/wordml/cex" xmlns:w16cid="http://schemas.microsoft.com/office/word/2016/wordml/cid" xmlns:w16="http://schemas.microsoft.com/office/word/2018/wordml" xmlns:w16sdtdh="http://schemas.microsoft.com/office/word/2020/wordml/sdtdatahash" xmlns:w16se="http://schemas.microsoft.com/office/word/2015/wordml/symex" xmlns:wpg="http://schemas.microsoft.com/office/word/2010/wordprocessingGroup" xmlns:wpi="http://schemas.microsoft.com/office/word/2010/wordprocessingInk" xmlns:wne="http://schemas.microsoft.com/office/word/2006/wordml" xmlns:wps="http://schemas.microsoft.com/office/word/2010/wordprocessingShape" mc:Ignorable="w14 w15 w16se w16cid w16 w16cex w16sdtdh wp14">
+<w:numbering xmlns:wpc="http://schemas.microsoft.com/office/word/2010/wordprocessingCanvas" xmlns:cx="http://schemas.microsoft.com/office/drawing/2014/chartex" xmlns:cx1="http://schemas.microsoft.com/office/drawing/2015/9/8/chartex" xmlns:cx2="http://schemas.microsoft.com/office/drawing/2015/10/21/chartex" xmlns:cx3="http://schemas.microsoft.com/office/drawing/2016/5/9/chartex" xmlns:cx4="http://schemas.microsoft.com/office/drawing/2016/5/10/chartex" xmlns:cx5="http://schemas.microsoft.com/office/drawing/2016/5/11/chartex" xmlns:cx6="http://schemas.microsoft.com/office/drawing/2016/5/12/chartex" xmlns:cx7="http://schemas.microsoft.com/office/drawing/2016/5/13/chartex" xmlns:cx8="http://schemas.microsoft.com/office/drawing/2016/5/14/chartex" xmlns:mc="http://schemas.openxmlformats.org/markup-compatibility/2006" xmlns:aink="http://schemas.microsoft.com/office/drawing/2016/ink" xmlns:am3d="http://schemas.microsoft.com/office/drawing/2017/model3d" xmlns:o="urn:schemas-microsoft-com:office:office" xmlns:oel="http://schemas.microsoft.com/office/2019/extlst" xmlns:r="http://schemas.openxmlformats.org/officeDocument/2006/relationships" xmlns:m="http://schemas.openxmlformats.org/officeDocument/2006/math" xmlns:v="urn:schemas-microsoft-com:vml" xmlns:wp14="http://schemas.microsoft.com/office/word/2010/wordprocessingDrawing" xmlns:wp="http://schemas.openxmlformats.org/drawingml/2006/wordprocessingDrawing" xmlns:w10="urn:schemas-microsoft-com:office:word" xmlns:w="http://schemas.openxmlformats.org/wordprocessingml/2006/main" xmlns:w14="http://schemas.microsoft.com/office/word/2010/wordml" xmlns:w15="http://schemas.microsoft.com/office/word/2012/wordml" xmlns:w16cex="http://schemas.microsoft.com/office/word/2018/wordml/cex" xmlns:w16cid="http://schemas.microsoft.com/office/word/2016/wordml/cid" xmlns:w16="http://schemas.microsoft.com/office/word/2018/wordml" xmlns:w16du="http://schemas.microsoft.com/office/word/2023/wordml/word16du" xmlns:w16sdtdh="http://schemas.microsoft.com/office/word/2020/wordml/sdtdatahash" xmlns:w16sdtfl="http://schemas.microsoft.com/office/word/2024/wordml/sdtformatlock" xmlns:w16se="http://schemas.microsoft.com/office/word/2015/wordml/symex" xmlns:wpg="http://schemas.microsoft.com/office/word/2010/wordprocessingGroup" xmlns:wpi="http://schemas.microsoft.com/office/word/2010/wordprocessingInk" xmlns:wne="http://schemas.microsoft.com/office/word/2006/wordml" xmlns:wps="http://schemas.microsoft.com/office/word/2010/wordprocessingShape" mc:Ignorable="w14 w15 w16se w16cid w16 w16cex w16sdtdh w16sdtfl w16du wp14">
   <w:abstractNum w:abstractNumId="0" w15:restartNumberingAfterBreak="0">
     <w:nsid w:val="4E23584B"/>
     <w:multiLevelType w:val="hybridMultilevel"/>
@@ -2060,7 +2007,7 @@
 </file>
 
 <file path=word/styles.xml><?xml version="1.0" encoding="utf-8"?>
-<w:styles xmlns:mc="http://schemas.openxmlformats.org/markup-compatibility/2006" xmlns:r="http://schemas.openxmlformats.org/officeDocument/2006/relationships" xmlns:w="http://schemas.openxmlformats.org/wordprocessingml/2006/main" xmlns:w14="http://schemas.microsoft.com/office/word/2010/wordml" xmlns:w15="http://schemas.microsoft.com/office/word/2012/wordml" xmlns:w16cex="http://schemas.microsoft.com/office/word/2018/wordml/cex" xmlns:w16cid="http://schemas.microsoft.com/office/word/2016/wordml/cid" xmlns:w16="http://schemas.microsoft.com/office/word/2018/wordml" xmlns:w16sdtdh="http://schemas.microsoft.com/office/word/2020/wordml/sdtdatahash" xmlns:w16se="http://schemas.microsoft.com/office/word/2015/wordml/symex" mc:Ignorable="w14 w15 w16se w16cid w16 w16cex w16sdtdh">
+<w:styles xmlns:mc="http://schemas.openxmlformats.org/markup-compatibility/2006" xmlns:r="http://schemas.openxmlformats.org/officeDocument/2006/relationships" xmlns:w="http://schemas.openxmlformats.org/wordprocessingml/2006/main" xmlns:w14="http://schemas.microsoft.com/office/word/2010/wordml" xmlns:w15="http://schemas.microsoft.com/office/word/2012/wordml" xmlns:w16cex="http://schemas.microsoft.com/office/word/2018/wordml/cex" xmlns:w16cid="http://schemas.microsoft.com/office/word/2016/wordml/cid" xmlns:w16="http://schemas.microsoft.com/office/word/2018/wordml" xmlns:w16du="http://schemas.microsoft.com/office/word/2023/wordml/word16du" xmlns:w16sdtdh="http://schemas.microsoft.com/office/word/2020/wordml/sdtdatahash" xmlns:w16sdtfl="http://schemas.microsoft.com/office/word/2024/wordml/sdtformatlock" xmlns:w16se="http://schemas.microsoft.com/office/word/2015/wordml/symex" mc:Ignorable="w14 w15 w16se w16cid w16 w16cex w16sdtdh w16sdtfl w16du">
   <w:docDefaults>
     <w:rPrDefault>
       <w:rPr>
